--- a/Pharmacology I Exam 1/pharm-exam-1-gram-coverage.docx
+++ b/Pharmacology I Exam 1/pharm-exam-1-gram-coverage.docx
@@ -88,7 +88,7 @@
           <w:b w:val="0"/>
           <w:i w:val="0"/>
         </w:rPr>
-        <w:t xml:space="preserve"> — each class slide carries a traffic-light table and the colour under each heading is what is printed here. The slide number is on every row.</w:t>
+        <w:t xml:space="preserve"> — each class slide carries a traffic-light table and the color under each heading is what is printed here. The slide number is on every row.</w:t>
       </w:r>
     </w:p>
     <w:tbl>
@@ -135,14 +135,14 @@
                 <w:b/>
                 <w:i w:val="0"/>
               </w:rPr>
-              <w:t>Where these judgements come from.</w:t>
+              <w:t>Where these judgments come from.</w:t>
             </w:r>
             <w:r>
               <w:rPr>
                 <w:b w:val="0"/>
                 <w:i w:val="0"/>
               </w:rPr>
-              <w:t xml:space="preserve"> They are not mine and they are not inferred from the prose. Most antibiotic class slides carry a small three-column table — Gram Positive, Gram Negative, Anaerobes — with a coloured circle under each heading, and this page prints those colours. Nothing in the slide text states which colour sits under which heading, so each circle is matched to its column by position.</w:t>
+              <w:t xml:space="preserve"> They are not mine and they are not inferred from the prose. Most antibiotic class slides carry a small three-column table — Gram Positive, Gram Negative, Anaerobes — with a colored circle under each heading, and this page prints those colors. Nothing in the slide text states which color sits under which heading, so each circle is matched to its column by position.</w:t>
             </w:r>
           </w:p>
         </w:tc>
@@ -232,7 +232,7 @@
                 <w:b w:val="0"/>
                 <w:i w:val="0"/>
               </w:rPr>
-              <w:t>, because using it once and only across the board reads as deliberate rather than as a colour slip.</w:t>
+              <w:t>, because using it once and only across the board reads as deliberate rather than as a color slip.</w:t>
             </w:r>
           </w:p>
         </w:tc>
@@ -287,14 +287,14 @@
                 <w:b/>
                 <w:i w:val="0"/>
               </w:rPr>
-              <w:t>Colour is never the only signal here.</w:t>
+              <w:t>Color is never the only signal here.</w:t>
             </w:r>
             <w:r>
               <w:rPr>
                 <w:b w:val="0"/>
                 <w:i w:val="0"/>
               </w:rPr>
-              <w:t xml:space="preserve"> Each cell carries its word as well as its colour, because a red-and-green table is unreadable to a red-green colour-blind reader.</w:t>
+              <w:t xml:space="preserve"> Each cell carries its word as well as its color, because a red-and-green table is unreadable to a red-green color-blind reader.</w:t>
             </w:r>
           </w:p>
         </w:tc>
@@ -5838,45 +5838,23 @@
           <w:b w:val="0"/>
           <w:i w:val="0"/>
         </w:rPr>
-        <w:t>tools/extract_pharm_gram_coverage.py</w:t>
+        <w:t xml:space="preserve"> Verdicts extracted by </w:t>
       </w:r>
-    </w:p>
-    <w:p>
-      <w:pPr>
-        <w:spacing w:after="120"/>
-      </w:pPr>
       <w:r>
         <w:rPr>
+          <w:rFonts w:ascii="Consolas" w:hAnsi="Consolas"/>
           <w:b w:val="0"/>
           <w:i w:val="0"/>
+          <w:sz w:val="18"/>
         </w:rPr>
-        <w:t>← Back to Homepage</w:t>
-      </w:r>
-    </w:p>
-    <w:p>
-      <w:pPr>
-        <w:spacing w:after="120"/>
-      </w:pPr>
-      <w:r>
-        <w:rPr>
-          <w:b w:val="0"/>
-          <w:i w:val="0"/>
-        </w:rPr>
-        <w:t xml:space="preserve">★ </w:t>
+        <w:t>tools/extract_pharm_gram_coverage.py</w:t>
       </w:r>
       <w:r>
         <w:rPr>
           <w:b w:val="0"/>
           <w:i w:val="0"/>
         </w:rPr>
-        <w:t>If you see any mistakes, click here to report it</w:t>
-      </w:r>
-      <w:r>
-        <w:rPr>
-          <w:b w:val="0"/>
-          <w:i w:val="0"/>
-        </w:rPr>
-        <w:t xml:space="preserve"> ★</w:t>
+        <w:t xml:space="preserve"> directly from the lecture deck, so a cell cannot drift from the slide it cites. </w:t>
       </w:r>
     </w:p>
     <w:sectPr>
